--- a/Задания_усложнённые/Практика_2_Моделирование_прогноза_усложнённая.docx
+++ b/Задания_усложнённые/Практика_2_Моделирование_прогноза_усложнённая.docx
@@ -58,6 +58,100 @@
           <w:rFonts w:ascii="Times New Roman" w:cs="Times New Roman" w:eastAsia="Times New Roman" w:hAnsi="Times New Roman"/>
         </w:rPr>
         <w:t xml:space="preserve"> приобретение навыков прогнозирования временных рядов и регрессионного анализа, оценки статистической значимости и качества прогнозных моделей на независимых данных, разработка программного обеспечения на языке программирования C# (Windows Forms) для выполнения указанных задач.</w:t>
+      </w:r>
+    </w:p>
+    <w:p>
+      <w:pPr>
+        <w:keepNext/>
+        <w:spacing w:after="80" w:before="200"/>
+        <w:jc w:val="center"/>
+      </w:pPr>
+      <w:r>
+        <w:rPr>
+          <w:rFonts w:ascii="Times New Roman" w:cs="Times New Roman" w:eastAsia="Times New Roman" w:hAnsi="Times New Roman"/>
+          <w:b/>
+          <w:bCs/>
+        </w:rPr>
+        <w:t xml:space="preserve">Индивидуальный вариант и защита</w:t>
+      </w:r>
+    </w:p>
+    <w:p>
+      <w:pPr>
+        <w:pStyle w:val="ListParagraph"/>
+        <w:numPr>
+          <w:ilvl w:val="0"/>
+          <w:numId w:val="2"/>
+        </w:numPr>
+        <w:spacing w:after="40"/>
+        <w:jc w:val="both"/>
+      </w:pPr>
+      <w:r>
+        <w:rPr>
+          <w:rFonts w:ascii="Times New Roman" w:cs="Times New Roman" w:eastAsia="Times New Roman" w:hAnsi="Times New Roman"/>
+        </w:rPr>
+        <w:t xml:space="preserve">Данные, приведённые в тексте задания, — </w:t>
+      </w:r>
+      <w:r>
+        <w:rPr>
+          <w:rFonts w:ascii="Times New Roman" w:cs="Times New Roman" w:eastAsia="Times New Roman" w:hAnsi="Times New Roman"/>
+          <w:b/>
+          <w:bCs/>
+        </w:rPr>
+        <w:t xml:space="preserve">демонстрационные</w:t>
+      </w:r>
+      <w:r>
+        <w:rPr>
+          <w:rFonts w:ascii="Times New Roman" w:cs="Times New Roman" w:eastAsia="Times New Roman" w:hAnsi="Times New Roman"/>
+        </w:rPr>
+        <w:t xml:space="preserve">: на них отлаживается программа. Расчёты, отчёт и защита выполняются по данным </w:t>
+      </w:r>
+      <w:r>
+        <w:rPr>
+          <w:rFonts w:ascii="Times New Roman" w:cs="Times New Roman" w:eastAsia="Times New Roman" w:hAnsi="Times New Roman"/>
+          <w:b/>
+          <w:bCs/>
+        </w:rPr>
+        <w:t xml:space="preserve">своего варианта</w:t>
+      </w:r>
+      <w:r>
+        <w:rPr>
+          <w:rFonts w:ascii="Times New Roman" w:cs="Times New Roman" w:eastAsia="Times New Roman" w:hAnsi="Times New Roman"/>
+        </w:rPr>
+        <w:t xml:space="preserve"> (документ «Варианты_Практика_2», номер варианта — номер в списке группы).</w:t>
+      </w:r>
+    </w:p>
+    <w:p>
+      <w:pPr>
+        <w:pStyle w:val="ListParagraph"/>
+        <w:numPr>
+          <w:ilvl w:val="0"/>
+          <w:numId w:val="2"/>
+        </w:numPr>
+        <w:spacing w:after="40"/>
+        <w:jc w:val="both"/>
+      </w:pPr>
+      <w:r>
+        <w:rPr>
+          <w:rFonts w:ascii="Times New Roman" w:cs="Times New Roman" w:eastAsia="Times New Roman" w:hAnsi="Times New Roman"/>
+        </w:rPr>
+        <w:t xml:space="preserve">Индивидуальные требования варианта (параметры методов, формат файлов, дополнительные графики и т. д.) обязательны и имеют приоритет над текстом задания.</w:t>
+      </w:r>
+    </w:p>
+    <w:p>
+      <w:pPr>
+        <w:pStyle w:val="ListParagraph"/>
+        <w:numPr>
+          <w:ilvl w:val="0"/>
+          <w:numId w:val="2"/>
+        </w:numPr>
+        <w:spacing w:after="40"/>
+        <w:jc w:val="both"/>
+      </w:pPr>
+      <w:r>
+        <w:rPr>
+          <w:rFonts w:ascii="Times New Roman" w:cs="Times New Roman" w:eastAsia="Times New Roman" w:hAnsi="Times New Roman"/>
+        </w:rPr>
+        <w:t xml:space="preserve">Часть расчётов по своему варианту выполняется письменно в аудитории; защита включает контрольный запуск на новых данных и модификацию программы при преподавателе. Подробнее — в документе «Порядок выполнения и защиты».</w:t>
       </w:r>
     </w:p>
     <w:p>
@@ -1024,7 +1118,7 @@
         <w:pStyle w:val="ListParagraph"/>
         <w:numPr>
           <w:ilvl w:val="0"/>
-          <w:numId w:val="2"/>
+          <w:numId w:val="3"/>
         </w:numPr>
         <w:spacing w:after="40"/>
         <w:jc w:val="both"/>
@@ -1041,7 +1135,7 @@
         <w:pStyle w:val="ListParagraph"/>
         <w:numPr>
           <w:ilvl w:val="0"/>
-          <w:numId w:val="2"/>
+          <w:numId w:val="3"/>
         </w:numPr>
         <w:spacing w:after="40"/>
         <w:jc w:val="both"/>
@@ -1058,7 +1152,7 @@
         <w:pStyle w:val="ListParagraph"/>
         <w:numPr>
           <w:ilvl w:val="0"/>
-          <w:numId w:val="2"/>
+          <w:numId w:val="3"/>
         </w:numPr>
         <w:spacing w:after="40"/>
         <w:jc w:val="both"/>
@@ -1075,7 +1169,7 @@
         <w:pStyle w:val="ListParagraph"/>
         <w:numPr>
           <w:ilvl w:val="0"/>
-          <w:numId w:val="2"/>
+          <w:numId w:val="3"/>
         </w:numPr>
         <w:spacing w:after="40"/>
         <w:jc w:val="both"/>
@@ -1092,7 +1186,7 @@
         <w:pStyle w:val="ListParagraph"/>
         <w:numPr>
           <w:ilvl w:val="0"/>
-          <w:numId w:val="2"/>
+          <w:numId w:val="3"/>
         </w:numPr>
         <w:spacing w:after="40"/>
         <w:jc w:val="both"/>
@@ -1109,7 +1203,7 @@
         <w:pStyle w:val="ListParagraph"/>
         <w:numPr>
           <w:ilvl w:val="0"/>
-          <w:numId w:val="2"/>
+          <w:numId w:val="3"/>
         </w:numPr>
         <w:spacing w:after="40"/>
         <w:jc w:val="both"/>
@@ -2271,7 +2365,7 @@
         <w:pStyle w:val="ListParagraph"/>
         <w:numPr>
           <w:ilvl w:val="0"/>
-          <w:numId w:val="3"/>
+          <w:numId w:val="4"/>
         </w:numPr>
         <w:spacing w:after="40"/>
         <w:jc w:val="both"/>
@@ -2288,7 +2382,7 @@
         <w:pStyle w:val="ListParagraph"/>
         <w:numPr>
           <w:ilvl w:val="0"/>
-          <w:numId w:val="3"/>
+          <w:numId w:val="4"/>
         </w:numPr>
         <w:spacing w:after="40"/>
         <w:jc w:val="both"/>
@@ -2305,7 +2399,7 @@
         <w:pStyle w:val="ListParagraph"/>
         <w:numPr>
           <w:ilvl w:val="0"/>
-          <w:numId w:val="3"/>
+          <w:numId w:val="4"/>
         </w:numPr>
         <w:spacing w:after="40"/>
         <w:jc w:val="both"/>
@@ -2322,7 +2416,7 @@
         <w:pStyle w:val="ListParagraph"/>
         <w:numPr>
           <w:ilvl w:val="0"/>
-          <w:numId w:val="3"/>
+          <w:numId w:val="4"/>
         </w:numPr>
         <w:spacing w:after="40"/>
         <w:jc w:val="both"/>
@@ -2339,7 +2433,7 @@
         <w:pStyle w:val="ListParagraph"/>
         <w:numPr>
           <w:ilvl w:val="0"/>
-          <w:numId w:val="3"/>
+          <w:numId w:val="4"/>
         </w:numPr>
         <w:spacing w:after="40"/>
         <w:jc w:val="both"/>
@@ -2356,7 +2450,7 @@
         <w:pStyle w:val="ListParagraph"/>
         <w:numPr>
           <w:ilvl w:val="0"/>
-          <w:numId w:val="3"/>
+          <w:numId w:val="4"/>
         </w:numPr>
         <w:spacing w:after="40"/>
         <w:jc w:val="both"/>
@@ -3918,7 +4012,7 @@
         <w:pStyle w:val="ListParagraph"/>
         <w:numPr>
           <w:ilvl w:val="0"/>
-          <w:numId w:val="4"/>
+          <w:numId w:val="5"/>
         </w:numPr>
         <w:spacing w:after="40"/>
         <w:jc w:val="both"/>
@@ -3935,7 +4029,7 @@
         <w:pStyle w:val="ListParagraph"/>
         <w:numPr>
           <w:ilvl w:val="0"/>
-          <w:numId w:val="4"/>
+          <w:numId w:val="5"/>
         </w:numPr>
         <w:spacing w:after="40"/>
         <w:jc w:val="both"/>
@@ -3952,7 +4046,7 @@
         <w:pStyle w:val="ListParagraph"/>
         <w:numPr>
           <w:ilvl w:val="0"/>
-          <w:numId w:val="4"/>
+          <w:numId w:val="5"/>
         </w:numPr>
         <w:spacing w:after="40"/>
         <w:jc w:val="both"/>
@@ -3969,7 +4063,7 @@
         <w:pStyle w:val="ListParagraph"/>
         <w:numPr>
           <w:ilvl w:val="0"/>
-          <w:numId w:val="4"/>
+          <w:numId w:val="5"/>
         </w:numPr>
         <w:spacing w:after="40"/>
         <w:jc w:val="both"/>
@@ -3986,7 +4080,7 @@
         <w:pStyle w:val="ListParagraph"/>
         <w:numPr>
           <w:ilvl w:val="0"/>
-          <w:numId w:val="4"/>
+          <w:numId w:val="5"/>
         </w:numPr>
         <w:spacing w:after="40"/>
         <w:jc w:val="both"/>
@@ -4003,7 +4097,7 @@
         <w:pStyle w:val="ListParagraph"/>
         <w:numPr>
           <w:ilvl w:val="0"/>
-          <w:numId w:val="4"/>
+          <w:numId w:val="5"/>
         </w:numPr>
         <w:spacing w:after="40"/>
         <w:jc w:val="both"/>
@@ -4034,7 +4128,7 @@
         <w:pStyle w:val="ListParagraph"/>
         <w:numPr>
           <w:ilvl w:val="0"/>
-          <w:numId w:val="4"/>
+          <w:numId w:val="5"/>
         </w:numPr>
         <w:spacing w:after="40"/>
         <w:jc w:val="both"/>
@@ -4065,7 +4159,7 @@
         <w:pStyle w:val="ListParagraph"/>
         <w:numPr>
           <w:ilvl w:val="0"/>
-          <w:numId w:val="5"/>
+          <w:numId w:val="6"/>
         </w:numPr>
         <w:spacing w:after="40"/>
         <w:jc w:val="both"/>
@@ -4096,7 +4190,7 @@
         <w:pStyle w:val="ListParagraph"/>
         <w:numPr>
           <w:ilvl w:val="0"/>
-          <w:numId w:val="5"/>
+          <w:numId w:val="6"/>
         </w:numPr>
         <w:spacing w:after="40"/>
         <w:jc w:val="both"/>
@@ -4113,7 +4207,7 @@
         <w:pStyle w:val="ListParagraph"/>
         <w:numPr>
           <w:ilvl w:val="0"/>
-          <w:numId w:val="5"/>
+          <w:numId w:val="6"/>
         </w:numPr>
         <w:spacing w:after="40"/>
         <w:jc w:val="both"/>
@@ -4130,7 +4224,7 @@
         <w:pStyle w:val="ListParagraph"/>
         <w:numPr>
           <w:ilvl w:val="0"/>
-          <w:numId w:val="5"/>
+          <w:numId w:val="6"/>
         </w:numPr>
         <w:spacing w:after="40"/>
         <w:jc w:val="both"/>
@@ -4147,7 +4241,7 @@
         <w:pStyle w:val="ListParagraph"/>
         <w:numPr>
           <w:ilvl w:val="0"/>
-          <w:numId w:val="5"/>
+          <w:numId w:val="6"/>
         </w:numPr>
         <w:spacing w:after="40"/>
         <w:jc w:val="both"/>
@@ -4164,7 +4258,7 @@
         <w:pStyle w:val="ListParagraph"/>
         <w:numPr>
           <w:ilvl w:val="0"/>
-          <w:numId w:val="5"/>
+          <w:numId w:val="6"/>
         </w:numPr>
         <w:spacing w:after="40"/>
         <w:jc w:val="both"/>
@@ -4181,7 +4275,7 @@
         <w:pStyle w:val="ListParagraph"/>
         <w:numPr>
           <w:ilvl w:val="0"/>
-          <w:numId w:val="5"/>
+          <w:numId w:val="6"/>
         </w:numPr>
         <w:spacing w:after="40"/>
         <w:jc w:val="both"/>
@@ -4227,7 +4321,7 @@
         <w:pStyle w:val="ListParagraph"/>
         <w:numPr>
           <w:ilvl w:val="0"/>
-          <w:numId w:val="6"/>
+          <w:numId w:val="7"/>
         </w:numPr>
         <w:spacing w:after="40"/>
         <w:jc w:val="both"/>
@@ -4244,7 +4338,7 @@
         <w:pStyle w:val="ListParagraph"/>
         <w:numPr>
           <w:ilvl w:val="0"/>
-          <w:numId w:val="6"/>
+          <w:numId w:val="7"/>
         </w:numPr>
         <w:spacing w:after="40"/>
         <w:jc w:val="both"/>
@@ -4261,7 +4355,7 @@
         <w:pStyle w:val="ListParagraph"/>
         <w:numPr>
           <w:ilvl w:val="0"/>
-          <w:numId w:val="6"/>
+          <w:numId w:val="7"/>
         </w:numPr>
         <w:spacing w:after="40"/>
         <w:jc w:val="both"/>
@@ -4278,7 +4372,7 @@
         <w:pStyle w:val="ListParagraph"/>
         <w:numPr>
           <w:ilvl w:val="0"/>
-          <w:numId w:val="6"/>
+          <w:numId w:val="7"/>
         </w:numPr>
         <w:spacing w:after="40"/>
         <w:jc w:val="both"/>
@@ -4309,7 +4403,7 @@
         <w:pStyle w:val="ListParagraph"/>
         <w:numPr>
           <w:ilvl w:val="0"/>
-          <w:numId w:val="7"/>
+          <w:numId w:val="8"/>
         </w:numPr>
         <w:spacing w:after="40"/>
         <w:jc w:val="both"/>
@@ -4326,7 +4420,7 @@
         <w:pStyle w:val="ListParagraph"/>
         <w:numPr>
           <w:ilvl w:val="0"/>
-          <w:numId w:val="7"/>
+          <w:numId w:val="8"/>
         </w:numPr>
         <w:spacing w:after="40"/>
         <w:jc w:val="both"/>
@@ -4343,7 +4437,7 @@
         <w:pStyle w:val="ListParagraph"/>
         <w:numPr>
           <w:ilvl w:val="0"/>
-          <w:numId w:val="7"/>
+          <w:numId w:val="8"/>
         </w:numPr>
         <w:spacing w:after="40"/>
         <w:jc w:val="both"/>
@@ -4360,7 +4454,7 @@
         <w:pStyle w:val="ListParagraph"/>
         <w:numPr>
           <w:ilvl w:val="0"/>
-          <w:numId w:val="7"/>
+          <w:numId w:val="8"/>
         </w:numPr>
         <w:spacing w:after="40"/>
         <w:jc w:val="both"/>
@@ -4391,7 +4485,7 @@
         <w:pStyle w:val="ListParagraph"/>
         <w:numPr>
           <w:ilvl w:val="0"/>
-          <w:numId w:val="8"/>
+          <w:numId w:val="9"/>
         </w:numPr>
         <w:spacing w:after="40"/>
         <w:jc w:val="both"/>
@@ -4408,7 +4502,7 @@
         <w:pStyle w:val="ListParagraph"/>
         <w:numPr>
           <w:ilvl w:val="0"/>
-          <w:numId w:val="8"/>
+          <w:numId w:val="9"/>
         </w:numPr>
         <w:spacing w:after="40"/>
         <w:jc w:val="both"/>
@@ -4425,7 +4519,7 @@
         <w:pStyle w:val="ListParagraph"/>
         <w:numPr>
           <w:ilvl w:val="0"/>
-          <w:numId w:val="8"/>
+          <w:numId w:val="9"/>
         </w:numPr>
         <w:spacing w:after="40"/>
         <w:jc w:val="both"/>
@@ -4442,7 +4536,7 @@
         <w:pStyle w:val="ListParagraph"/>
         <w:numPr>
           <w:ilvl w:val="0"/>
-          <w:numId w:val="8"/>
+          <w:numId w:val="9"/>
         </w:numPr>
         <w:spacing w:after="40"/>
         <w:jc w:val="both"/>
@@ -4459,7 +4553,7 @@
         <w:pStyle w:val="ListParagraph"/>
         <w:numPr>
           <w:ilvl w:val="0"/>
-          <w:numId w:val="8"/>
+          <w:numId w:val="9"/>
         </w:numPr>
         <w:spacing w:after="40"/>
         <w:jc w:val="both"/>
@@ -4476,7 +4570,7 @@
         <w:pStyle w:val="ListParagraph"/>
         <w:numPr>
           <w:ilvl w:val="0"/>
-          <w:numId w:val="8"/>
+          <w:numId w:val="9"/>
         </w:numPr>
         <w:spacing w:after="40"/>
         <w:jc w:val="both"/>
@@ -4521,7 +4615,7 @@
         <w:pStyle w:val="ListParagraph"/>
         <w:numPr>
           <w:ilvl w:val="0"/>
-          <w:numId w:val="9"/>
+          <w:numId w:val="2"/>
         </w:numPr>
         <w:spacing w:after="40"/>
         <w:jc w:val="both"/>
@@ -4538,7 +4632,7 @@
         <w:pStyle w:val="ListParagraph"/>
         <w:numPr>
           <w:ilvl w:val="0"/>
-          <w:numId w:val="9"/>
+          <w:numId w:val="2"/>
         </w:numPr>
         <w:spacing w:after="40"/>
         <w:jc w:val="both"/>
@@ -4555,7 +4649,7 @@
         <w:pStyle w:val="ListParagraph"/>
         <w:numPr>
           <w:ilvl w:val="0"/>
-          <w:numId w:val="9"/>
+          <w:numId w:val="2"/>
         </w:numPr>
         <w:spacing w:after="40"/>
         <w:jc w:val="both"/>
@@ -4572,7 +4666,7 @@
         <w:pStyle w:val="ListParagraph"/>
         <w:numPr>
           <w:ilvl w:val="0"/>
-          <w:numId w:val="9"/>
+          <w:numId w:val="2"/>
         </w:numPr>
         <w:spacing w:after="40"/>
         <w:jc w:val="both"/>
@@ -4603,7 +4697,7 @@
         <w:pStyle w:val="ListParagraph"/>
         <w:numPr>
           <w:ilvl w:val="0"/>
-          <w:numId w:val="9"/>
+          <w:numId w:val="2"/>
         </w:numPr>
         <w:spacing w:after="40"/>
         <w:jc w:val="both"/>
@@ -4620,7 +4714,7 @@
         <w:pStyle w:val="ListParagraph"/>
         <w:numPr>
           <w:ilvl w:val="0"/>
-          <w:numId w:val="9"/>
+          <w:numId w:val="2"/>
         </w:numPr>
         <w:spacing w:after="40"/>
         <w:jc w:val="both"/>
@@ -4637,7 +4731,7 @@
         <w:pStyle w:val="ListParagraph"/>
         <w:numPr>
           <w:ilvl w:val="0"/>
-          <w:numId w:val="9"/>
+          <w:numId w:val="2"/>
         </w:numPr>
         <w:spacing w:after="40"/>
         <w:jc w:val="both"/>
@@ -4654,7 +4748,7 @@
         <w:pStyle w:val="ListParagraph"/>
         <w:numPr>
           <w:ilvl w:val="0"/>
-          <w:numId w:val="9"/>
+          <w:numId w:val="2"/>
         </w:numPr>
         <w:spacing w:after="40"/>
         <w:jc w:val="both"/>
@@ -4685,7 +4779,7 @@
         <w:pStyle w:val="ListParagraph"/>
         <w:numPr>
           <w:ilvl w:val="0"/>
-          <w:numId w:val="9"/>
+          <w:numId w:val="2"/>
         </w:numPr>
         <w:spacing w:after="40"/>
         <w:jc w:val="both"/>
@@ -4702,7 +4796,7 @@
         <w:pStyle w:val="ListParagraph"/>
         <w:numPr>
           <w:ilvl w:val="0"/>
-          <w:numId w:val="9"/>
+          <w:numId w:val="2"/>
         </w:numPr>
         <w:spacing w:after="40"/>
         <w:jc w:val="both"/>
@@ -4719,7 +4813,7 @@
         <w:pStyle w:val="ListParagraph"/>
         <w:numPr>
           <w:ilvl w:val="0"/>
-          <w:numId w:val="9"/>
+          <w:numId w:val="2"/>
         </w:numPr>
         <w:spacing w:after="40"/>
         <w:jc w:val="both"/>
@@ -4736,7 +4830,7 @@
         <w:pStyle w:val="ListParagraph"/>
         <w:numPr>
           <w:ilvl w:val="0"/>
-          <w:numId w:val="9"/>
+          <w:numId w:val="2"/>
         </w:numPr>
         <w:spacing w:after="40"/>
         <w:jc w:val="both"/>
@@ -4767,7 +4861,7 @@
         <w:pStyle w:val="ListParagraph"/>
         <w:numPr>
           <w:ilvl w:val="0"/>
-          <w:numId w:val="9"/>
+          <w:numId w:val="2"/>
         </w:numPr>
         <w:spacing w:after="40"/>
         <w:jc w:val="both"/>
@@ -4784,7 +4878,7 @@
         <w:pStyle w:val="ListParagraph"/>
         <w:numPr>
           <w:ilvl w:val="0"/>
-          <w:numId w:val="9"/>
+          <w:numId w:val="2"/>
         </w:numPr>
         <w:spacing w:after="40"/>
         <w:jc w:val="both"/>
@@ -4801,7 +4895,7 @@
         <w:pStyle w:val="ListParagraph"/>
         <w:numPr>
           <w:ilvl w:val="0"/>
-          <w:numId w:val="9"/>
+          <w:numId w:val="2"/>
         </w:numPr>
         <w:spacing w:after="40"/>
         <w:jc w:val="both"/>
@@ -5040,7 +5134,7 @@
     </w:lvlOverride>
   </w:num>
   <w:num w:numId="2">
-    <w:abstractNumId w:val="3"/>
+    <w:abstractNumId w:val="2"/>
     <w:lvlOverride w:ilvl="0">
       <w:startOverride w:val="1"/>
     </w:lvlOverride>
@@ -5082,7 +5176,7 @@
     </w:lvlOverride>
   </w:num>
   <w:num w:numId="9">
-    <w:abstractNumId w:val="2"/>
+    <w:abstractNumId w:val="3"/>
     <w:lvlOverride w:ilvl="0">
       <w:startOverride w:val="1"/>
     </w:lvlOverride>
